--- a/family-court-metric-catalog/docs/06-adoption/14-stakeholder-call-sheet.docx
+++ b/family-court-metric-catalog/docs/06-adoption/14-stakeholder-call-sheet.docx
@@ -578,7 +578,7 @@
         <w:spacing w:after="80"/>
       </w:pPr>
       <w:r>
-        <w:t xml:space="preserve">Address concerns about adversarial use with the evidentiary shield in RSMo § 452.317.</w:t>
+        <w:t xml:space="preserve">Address concerns about adversarial use with the evidentiary shield in draft RSMo § 452.317.</w:t>
       </w:r>
     </w:p>
     <w:p>
